--- a/documentacion/Guia de estilo.docx
+++ b/documentacion/Guia de estilo.docx
@@ -2,7 +2,7 @@
 <file path=word/document.xml><?xml version="1.0" encoding="utf-8"?>
 <w:document xmlns:wpc="http://schemas.microsoft.com/office/word/2010/wordprocessingCanvas" xmlns:mc="http://schemas.openxmlformats.org/markup-compatibility/2006" xmlns:o="urn:schemas-microsoft-com:office:office" xmlns:r="http://schemas.openxmlformats.org/officeDocument/2006/relationships" xmlns:m="http://schemas.openxmlformats.org/officeDocument/2006/math" xmlns:v="urn:schemas-microsoft-com:vml" xmlns:wp14="http://schemas.microsoft.com/office/word/2010/wordprocessingDrawing" xmlns:wp="http://schemas.openxmlformats.org/drawingml/2006/wordprocessingDrawing" xmlns:w10="urn:schemas-microsoft-com:office:word" xmlns:w="http://schemas.openxmlformats.org/wordprocessingml/2006/main" xmlns:w14="http://schemas.microsoft.com/office/word/2010/wordml" xmlns:w15="http://schemas.microsoft.com/office/word/2012/wordml" xmlns:wpg="http://schemas.microsoft.com/office/word/2010/wordprocessingGroup" xmlns:wpi="http://schemas.microsoft.com/office/word/2010/wordprocessingInk" xmlns:wne="http://schemas.microsoft.com/office/word/2006/wordml" xmlns:wps="http://schemas.microsoft.com/office/word/2010/wordprocessingShape" xmlns:w16se="http://schemas.microsoft.com/office/word/2015/wordml/symex" xmlns:w16cid="http://schemas.microsoft.com/office/word/2016/wordml/cid" xmlns:w16="http://schemas.microsoft.com/office/word/2018/wordml" xmlns:w16cex="http://schemas.microsoft.com/office/word/2018/wordml/cex" xmlns:w16sdtdh="http://schemas.microsoft.com/office/word/2020/wordml/sdtdatahash" xmlns:w16sdtfl="http://schemas.microsoft.com/office/word/2024/wordml/sdtformatlock" xmlns:a="http://schemas.openxmlformats.org/drawingml/2006/main" xmlns:pic="http://schemas.openxmlformats.org/drawingml/2006/picture" xmlns:a14="http://schemas.microsoft.com/office/drawing/2010/main" mc:Ignorable="w14 w15 wp14 w16se w16cid w16 w16cex w16sdtdh w16sdtfl">
   <w:body>
-    <w:p xmlns:wp14="http://schemas.microsoft.com/office/word/2010/wordml" wp14:paraId="518B0AB9" wp14:textId="47488DAD">
+    <w:p>
       <w:pPr>
         <w:pStyle w:val="Normal"/>
         <w:suppressLineNumbers w:val="0"/>
@@ -10,8 +10,6 @@
         <w:spacing w:before="0" w:beforeAutospacing="off" w:after="160" w:afterAutospacing="off" w:line="279" w:lineRule="auto"/>
         <w:ind w:left="0" w:right="0"/>
         <w:jc w:val="center"/>
-      </w:pPr>
-      <w:r>
         <w:rPr>
           <w:rFonts w:ascii="Aptos" w:hAnsi="Aptos" w:eastAsia="Aptos" w:cs="Aptos"/>
           <w:b w:val="0"/>
@@ -26,11 +24,15 @@
           <w:szCs w:val="44"/>
           <w:lang w:val="es-ES"/>
         </w:rPr>
-        <w:t>LLAURADORS</w:t>
-      </w:r>
-    </w:p>
-    <w:p xmlns:wp14="http://schemas.microsoft.com/office/word/2010/wordml" wp14:paraId="684B9305" wp14:textId="5135AF3A">
-      <w:pPr>
+      </w:pPr>
+    </w:p>
+    <w:p>
+      <w:pPr>
+        <w:pStyle w:val="Normal"/>
+        <w:suppressLineNumbers w:val="0"/>
+        <w:bidi w:val="0"/>
+        <w:spacing w:before="0" w:beforeAutospacing="off" w:after="160" w:afterAutospacing="off" w:line="279" w:lineRule="auto"/>
+        <w:ind w:left="0" w:right="0"/>
         <w:jc w:val="center"/>
         <w:rPr>
           <w:rFonts w:ascii="Aptos" w:hAnsi="Aptos" w:eastAsia="Aptos" w:cs="Aptos"/>
@@ -48,8 +50,13 @@
         </w:rPr>
       </w:pPr>
     </w:p>
-    <w:p xmlns:wp14="http://schemas.microsoft.com/office/word/2010/wordml" wp14:paraId="1A442C70" wp14:textId="626CB446">
-      <w:pPr>
+    <w:p>
+      <w:pPr>
+        <w:pStyle w:val="Normal"/>
+        <w:suppressLineNumbers w:val="0"/>
+        <w:bidi w:val="0"/>
+        <w:spacing w:before="0" w:beforeAutospacing="off" w:after="160" w:afterAutospacing="off" w:line="279" w:lineRule="auto"/>
+        <w:ind w:left="0" w:right="0"/>
         <w:jc w:val="center"/>
         <w:rPr>
           <w:rFonts w:ascii="Aptos" w:hAnsi="Aptos" w:eastAsia="Aptos" w:cs="Aptos"/>
@@ -67,56 +74,14 @@
         </w:rPr>
       </w:pPr>
     </w:p>
-    <w:p xmlns:wp14="http://schemas.microsoft.com/office/word/2010/wordml" wp14:paraId="42BD7E7E" wp14:textId="6FC2C2AE">
-      <w:pPr>
+    <w:p>
+      <w:pPr>
+        <w:pStyle w:val="Normal"/>
+        <w:suppressLineNumbers w:val="0"/>
+        <w:bidi w:val="0"/>
+        <w:spacing w:before="0" w:beforeAutospacing="off" w:after="160" w:afterAutospacing="off" w:line="279" w:lineRule="auto"/>
+        <w:ind w:left="0" w:right="0"/>
         <w:jc w:val="center"/>
-      </w:pPr>
-      <w:r>
-        <w:drawing>
-          <wp:inline xmlns:wp14="http://schemas.microsoft.com/office/word/2010/wordprocessingDrawing" wp14:editId="585C26D0" wp14:anchorId="37F0EB36">
-            <wp:extent cx="3810000" cy="3810000"/>
-            <wp:effectExtent l="0" t="0" r="0" b="0"/>
-            <wp:docPr id="1789578944" name="" title=""/>
-            <wp:cNvGraphicFramePr>
-              <a:graphicFrameLocks noChangeAspect="1"/>
-            </wp:cNvGraphicFramePr>
-            <a:graphic>
-              <a:graphicData uri="http://schemas.openxmlformats.org/drawingml/2006/picture">
-                <pic:pic>
-                  <pic:nvPicPr>
-                    <pic:cNvPr id="0" name=""/>
-                    <pic:cNvPicPr/>
-                  </pic:nvPicPr>
-                  <pic:blipFill>
-                    <a:blip r:embed="Rab54c9c173f54fee">
-                      <a:extLst>
-                        <a:ext xmlns:a="http://schemas.openxmlformats.org/drawingml/2006/main" uri="{28A0092B-C50C-407E-A947-70E740481C1C}">
-                          <a14:useLocalDpi val="0"/>
-                        </a:ext>
-                      </a:extLst>
-                    </a:blip>
-                    <a:stretch>
-                      <a:fillRect/>
-                    </a:stretch>
-                  </pic:blipFill>
-                  <pic:spPr>
-                    <a:xfrm>
-                      <a:off x="0" y="0"/>
-                      <a:ext cx="3810000" cy="3810000"/>
-                    </a:xfrm>
-                    <a:prstGeom prst="rect">
-                      <a:avLst/>
-                    </a:prstGeom>
-                  </pic:spPr>
-                </pic:pic>
-              </a:graphicData>
-            </a:graphic>
-          </wp:inline>
-        </w:drawing>
-      </w:r>
-    </w:p>
-    <w:p xmlns:wp14="http://schemas.microsoft.com/office/word/2010/wordml" wp14:paraId="48FDA8ED" wp14:textId="62590D60">
-      <w:pPr>
         <w:rPr>
           <w:rFonts w:ascii="Aptos" w:hAnsi="Aptos" w:eastAsia="Aptos" w:cs="Aptos"/>
           <w:b w:val="0"/>
@@ -133,17 +98,195 @@
         </w:rPr>
       </w:pPr>
     </w:p>
+    <w:p xmlns:wp14="http://schemas.microsoft.com/office/word/2010/wordml" wp14:paraId="518B0AB9" wp14:textId="7287313B">
+      <w:pPr>
+        <w:pStyle w:val="Normal"/>
+        <w:suppressLineNumbers w:val="0"/>
+        <w:bidi w:val="0"/>
+        <w:spacing w:before="0" w:beforeAutospacing="off" w:after="160" w:afterAutospacing="off" w:line="279" w:lineRule="auto"/>
+        <w:ind w:left="0" w:right="0"/>
+        <w:jc w:val="center"/>
+        <w:rPr>
+          <w:rFonts w:ascii="Aptos" w:hAnsi="Aptos" w:eastAsia="Aptos" w:cs="Aptos"/>
+          <w:b w:val="0"/>
+          <w:bCs w:val="0"/>
+          <w:i w:val="0"/>
+          <w:iCs w:val="0"/>
+          <w:caps w:val="0"/>
+          <w:smallCaps w:val="0"/>
+          <w:noProof w:val="0"/>
+          <w:color w:val="000000" w:themeColor="text1" w:themeTint="FF" w:themeShade="FF"/>
+          <w:sz w:val="56"/>
+          <w:szCs w:val="56"/>
+          <w:lang w:val="es-ES"/>
+        </w:rPr>
+      </w:pPr>
+      <w:r>
+        <w:rPr>
+          <w:rFonts w:ascii="Aptos" w:hAnsi="Aptos" w:eastAsia="Aptos" w:cs="Aptos"/>
+          <w:b w:val="0"/>
+          <w:bCs w:val="0"/>
+          <w:i w:val="0"/>
+          <w:iCs w:val="0"/>
+          <w:caps w:val="0"/>
+          <w:smallCaps w:val="0"/>
+          <w:noProof w:val="0"/>
+          <w:color w:val="000000" w:themeColor="text1" w:themeTint="FF" w:themeShade="FF"/>
+          <w:sz w:val="56"/>
+          <w:szCs w:val="56"/>
+          <w:lang w:val="es-ES"/>
+        </w:rPr>
+        <w:t xml:space="preserve">Anexo </w:t>
+      </w:r>
+      <w:r>
+        <w:rPr>
+          <w:rFonts w:ascii="Aptos" w:hAnsi="Aptos" w:eastAsia="Aptos" w:cs="Aptos"/>
+          <w:b w:val="0"/>
+          <w:bCs w:val="0"/>
+          <w:i w:val="0"/>
+          <w:iCs w:val="0"/>
+          <w:caps w:val="0"/>
+          <w:smallCaps w:val="0"/>
+          <w:noProof w:val="0"/>
+          <w:color w:val="000000" w:themeColor="text1" w:themeTint="FF" w:themeShade="FF"/>
+          <w:sz w:val="56"/>
+          <w:szCs w:val="56"/>
+          <w:lang w:val="es-ES"/>
+        </w:rPr>
+        <w:t>I.</w:t>
+      </w:r>
+      <w:r>
+        <w:rPr>
+          <w:rFonts w:ascii="Aptos" w:hAnsi="Aptos" w:eastAsia="Aptos" w:cs="Aptos"/>
+          <w:b w:val="0"/>
+          <w:bCs w:val="0"/>
+          <w:i w:val="0"/>
+          <w:iCs w:val="0"/>
+          <w:caps w:val="0"/>
+          <w:smallCaps w:val="0"/>
+          <w:noProof w:val="0"/>
+          <w:color w:val="000000" w:themeColor="text1" w:themeTint="FF" w:themeShade="FF"/>
+          <w:sz w:val="56"/>
+          <w:szCs w:val="56"/>
+          <w:lang w:val="es-ES"/>
+        </w:rPr>
+        <w:t xml:space="preserve"> </w:t>
+      </w:r>
+      <w:r>
+        <w:rPr>
+          <w:rFonts w:ascii="Aptos" w:hAnsi="Aptos" w:eastAsia="Aptos" w:cs="Aptos"/>
+          <w:b w:val="0"/>
+          <w:bCs w:val="0"/>
+          <w:i w:val="0"/>
+          <w:iCs w:val="0"/>
+          <w:caps w:val="0"/>
+          <w:smallCaps w:val="0"/>
+          <w:noProof w:val="0"/>
+          <w:color w:val="000000" w:themeColor="text1" w:themeTint="FF" w:themeShade="FF"/>
+          <w:sz w:val="56"/>
+          <w:szCs w:val="56"/>
+          <w:lang w:val="es-ES"/>
+        </w:rPr>
+        <w:t>Guia</w:t>
+      </w:r>
+      <w:r>
+        <w:rPr>
+          <w:rFonts w:ascii="Aptos" w:hAnsi="Aptos" w:eastAsia="Aptos" w:cs="Aptos"/>
+          <w:b w:val="0"/>
+          <w:bCs w:val="0"/>
+          <w:i w:val="0"/>
+          <w:iCs w:val="0"/>
+          <w:caps w:val="0"/>
+          <w:smallCaps w:val="0"/>
+          <w:noProof w:val="0"/>
+          <w:color w:val="000000" w:themeColor="text1" w:themeTint="FF" w:themeShade="FF"/>
+          <w:sz w:val="56"/>
+          <w:szCs w:val="56"/>
+          <w:lang w:val="es-ES"/>
+        </w:rPr>
+        <w:t xml:space="preserve"> de estilos</w:t>
+      </w:r>
+    </w:p>
+    <w:p xmlns:wp14="http://schemas.microsoft.com/office/word/2010/wordml" wp14:paraId="684B9305" wp14:textId="5135AF3A">
+      <w:pPr>
+        <w:jc w:val="center"/>
+        <w:rPr>
+          <w:rFonts w:ascii="Aptos" w:hAnsi="Aptos" w:eastAsia="Aptos" w:cs="Aptos"/>
+          <w:b w:val="0"/>
+          <w:bCs w:val="0"/>
+          <w:i w:val="0"/>
+          <w:iCs w:val="0"/>
+          <w:caps w:val="0"/>
+          <w:smallCaps w:val="0"/>
+          <w:noProof w:val="0"/>
+          <w:color w:val="000000" w:themeColor="text1" w:themeTint="FF" w:themeShade="FF"/>
+          <w:sz w:val="44"/>
+          <w:szCs w:val="44"/>
+          <w:lang w:val="es-ES"/>
+        </w:rPr>
+      </w:pPr>
+    </w:p>
+    <w:p xmlns:wp14="http://schemas.microsoft.com/office/word/2010/wordml" wp14:paraId="1A442C70" wp14:textId="626CB446">
+      <w:pPr>
+        <w:jc w:val="center"/>
+        <w:rPr>
+          <w:rFonts w:ascii="Aptos" w:hAnsi="Aptos" w:eastAsia="Aptos" w:cs="Aptos"/>
+          <w:b w:val="0"/>
+          <w:bCs w:val="0"/>
+          <w:i w:val="0"/>
+          <w:iCs w:val="0"/>
+          <w:caps w:val="0"/>
+          <w:smallCaps w:val="0"/>
+          <w:noProof w:val="0"/>
+          <w:color w:val="000000" w:themeColor="text1" w:themeTint="FF" w:themeShade="FF"/>
+          <w:sz w:val="44"/>
+          <w:szCs w:val="44"/>
+          <w:lang w:val="es-ES"/>
+        </w:rPr>
+      </w:pPr>
+    </w:p>
+    <w:p xmlns:wp14="http://schemas.microsoft.com/office/word/2010/wordml" wp14:paraId="42BD7E7E" wp14:textId="7CEF204A">
+      <w:pPr>
+        <w:jc w:val="center"/>
+      </w:pPr>
+    </w:p>
+    <w:p xmlns:wp14="http://schemas.microsoft.com/office/word/2010/wordml" wp14:paraId="48FDA8ED" wp14:textId="62590D60">
+      <w:pPr>
+        <w:rPr>
+          <w:rFonts w:ascii="Aptos" w:hAnsi="Aptos" w:eastAsia="Aptos" w:cs="Aptos"/>
+          <w:b w:val="0"/>
+          <w:bCs w:val="0"/>
+          <w:i w:val="0"/>
+          <w:iCs w:val="0"/>
+          <w:caps w:val="0"/>
+          <w:smallCaps w:val="0"/>
+          <w:noProof w:val="0"/>
+          <w:color w:val="000000" w:themeColor="text1" w:themeTint="FF" w:themeShade="FF"/>
+          <w:sz w:val="44"/>
+          <w:szCs w:val="44"/>
+          <w:lang w:val="es-ES"/>
+        </w:rPr>
+      </w:pPr>
+    </w:p>
     <w:p xmlns:wp14="http://schemas.microsoft.com/office/word/2010/wordml" wp14:paraId="2EBF5AEE" wp14:textId="30C53560">
       <w:r>
         <w:br w:type="page"/>
       </w:r>
     </w:p>
-    <w:p xmlns:wp14="http://schemas.microsoft.com/office/word/2010/wordml" wp14:paraId="4646A26D" wp14:textId="1B6E9234">
-      <w:pPr>
-        <w:rPr>
-          <w:rFonts w:ascii="Aptos" w:hAnsi="Aptos" w:eastAsia="Aptos" w:cs="Aptos"/>
-          <w:b w:val="0"/>
-          <w:bCs w:val="0"/>
+    <w:p>
+      <w:pPr>
+        <w:pStyle w:val="Normal"/>
+        <w:suppressLineNumbers w:val="0"/>
+        <w:bidi w:val="0"/>
+        <w:spacing w:before="0" w:beforeAutospacing="off" w:after="160" w:afterAutospacing="off" w:line="279" w:lineRule="auto"/>
+        <w:ind w:left="0" w:right="0"/>
+        <w:jc w:val="left"/>
+      </w:pPr>
+      <w:r>
+        <w:rPr>
+          <w:rFonts w:ascii="Aptos" w:hAnsi="Aptos" w:eastAsia="Aptos" w:cs="Aptos"/>
+          <w:b w:val="1"/>
+          <w:bCs w:val="1"/>
           <w:i w:val="0"/>
           <w:iCs w:val="0"/>
           <w:caps w:val="0"/>
@@ -154,23 +297,79 @@
           <w:szCs w:val="28"/>
           <w:lang w:val="es-ES"/>
         </w:rPr>
-      </w:pPr>
-      <w:r>
-        <w:rPr>
-          <w:rFonts w:ascii="Aptos" w:hAnsi="Aptos" w:eastAsia="Aptos" w:cs="Aptos"/>
-          <w:b w:val="1"/>
-          <w:bCs w:val="1"/>
-          <w:i w:val="0"/>
-          <w:iCs w:val="0"/>
-          <w:caps w:val="0"/>
-          <w:smallCaps w:val="0"/>
-          <w:noProof w:val="0"/>
-          <w:color w:val="000000" w:themeColor="text1" w:themeTint="FF" w:themeShade="FF"/>
-          <w:sz w:val="28"/>
-          <w:szCs w:val="28"/>
-          <w:lang w:val="es-ES"/>
-        </w:rPr>
-        <w:t>Comparsa Llauradors</w:t>
+        <w:t>Introducción</w:t>
+      </w:r>
+    </w:p>
+    <w:p>
+      <w:pPr>
+        <w:spacing w:before="0" w:beforeAutospacing="off" w:after="160" w:afterAutospacing="off" w:line="259" w:lineRule="auto"/>
+        <w:ind w:left="0" w:right="0"/>
+        <w:jc w:val="both"/>
+        <w:rPr>
+          <w:rFonts w:ascii="Aptos" w:hAnsi="Aptos" w:eastAsia="Aptos" w:cs="Aptos"/>
+          <w:b w:val="0"/>
+          <w:bCs w:val="0"/>
+          <w:i w:val="0"/>
+          <w:iCs w:val="0"/>
+          <w:caps w:val="0"/>
+          <w:smallCaps w:val="0"/>
+          <w:noProof w:val="0"/>
+          <w:color w:val="000000" w:themeColor="text1" w:themeTint="FF" w:themeShade="FF"/>
+          <w:sz w:val="22"/>
+          <w:szCs w:val="22"/>
+          <w:lang w:val="es-ES"/>
+        </w:rPr>
+      </w:pPr>
+      <w:r>
+        <w:rPr>
+          <w:rFonts w:ascii="Aptos" w:hAnsi="Aptos" w:eastAsia="Aptos" w:cs="Aptos"/>
+          <w:b w:val="0"/>
+          <w:bCs w:val="0"/>
+          <w:i w:val="0"/>
+          <w:iCs w:val="0"/>
+          <w:caps w:val="0"/>
+          <w:smallCaps w:val="0"/>
+          <w:noProof w:val="0"/>
+          <w:color w:val="000000" w:themeColor="text1" w:themeTint="FF" w:themeShade="FF"/>
+          <w:sz w:val="22"/>
+          <w:szCs w:val="22"/>
+          <w:lang w:val="es-ES"/>
+        </w:rPr>
+        <w:t>Este proyecto trata sobre una comparsa llamada “</w:t>
+      </w:r>
+      <w:r>
+        <w:rPr>
+          <w:rFonts w:ascii="Aptos" w:hAnsi="Aptos" w:eastAsia="Aptos" w:cs="Aptos"/>
+          <w:b w:val="0"/>
+          <w:bCs w:val="0"/>
+          <w:i w:val="0"/>
+          <w:iCs w:val="0"/>
+          <w:caps w:val="0"/>
+          <w:smallCaps w:val="0"/>
+          <w:noProof w:val="0"/>
+          <w:color w:val="000000" w:themeColor="text1" w:themeTint="FF" w:themeShade="FF"/>
+          <w:sz w:val="22"/>
+          <w:szCs w:val="22"/>
+          <w:lang w:val="es-ES"/>
+        </w:rPr>
+        <w:t>Llauradors</w:t>
+      </w:r>
+      <w:r>
+        <w:rPr>
+          <w:rFonts w:ascii="Aptos" w:hAnsi="Aptos" w:eastAsia="Aptos" w:cs="Aptos"/>
+          <w:b w:val="0"/>
+          <w:bCs w:val="0"/>
+          <w:i w:val="0"/>
+          <w:iCs w:val="0"/>
+          <w:caps w:val="0"/>
+          <w:smallCaps w:val="0"/>
+          <w:noProof w:val="0"/>
+          <w:color w:val="000000" w:themeColor="text1" w:themeTint="FF" w:themeShade="FF"/>
+          <w:sz w:val="22"/>
+          <w:szCs w:val="22"/>
+          <w:lang w:val="es-ES"/>
+        </w:rPr>
+        <w:t>”.</w:t>
       </w:r>
     </w:p>
     <w:p xmlns:wp14="http://schemas.microsoft.com/office/word/2010/wordml" wp14:paraId="7B4EFB05" wp14:textId="42D3ED8A">
@@ -1300,22 +1499,12 @@
     </w:p>
     <w:p xmlns:wp14="http://schemas.microsoft.com/office/word/2010/wordml" wp14:paraId="2641B045" wp14:textId="09C7A48E">
       <w:pPr>
-        <w:rPr>
-          <w:rFonts w:ascii="Aptos" w:hAnsi="Aptos" w:eastAsia="Aptos" w:cs="Aptos"/>
-          <w:b w:val="0"/>
-          <w:bCs w:val="0"/>
-          <w:i w:val="0"/>
-          <w:iCs w:val="0"/>
-          <w:caps w:val="0"/>
-          <w:smallCaps w:val="0"/>
-          <w:noProof w:val="0"/>
-          <w:color w:val="000000" w:themeColor="text1" w:themeTint="FF" w:themeShade="FF"/>
-          <w:sz w:val="24"/>
-          <w:szCs w:val="24"/>
-          <w:lang w:val="es-ES"/>
-        </w:rPr>
-      </w:pPr>
-      <w:r>
+        <w:pStyle w:val="Normal"/>
+        <w:suppressLineNumbers w:val="0"/>
+        <w:bidi w:val="0"/>
+        <w:spacing w:before="0" w:beforeAutospacing="off" w:after="160" w:afterAutospacing="off" w:line="279" w:lineRule="auto"/>
+        <w:ind w:left="0" w:right="0"/>
+        <w:jc w:val="left"/>
         <w:rPr>
           <w:rFonts w:ascii="Aptos" w:hAnsi="Aptos" w:eastAsia="Aptos" w:cs="Aptos"/>
           <w:b w:val="1"/>
@@ -1326,11 +1515,44 @@
           <w:smallCaps w:val="0"/>
           <w:noProof w:val="0"/>
           <w:color w:val="000000" w:themeColor="text1" w:themeTint="FF" w:themeShade="FF"/>
-          <w:sz w:val="24"/>
-          <w:szCs w:val="24"/>
-          <w:lang w:val="es-ES"/>
-        </w:rPr>
-        <w:t>Wireframe del sitio web</w:t>
+          <w:sz w:val="22"/>
+          <w:szCs w:val="22"/>
+          <w:lang w:val="es-ES"/>
+        </w:rPr>
+      </w:pPr>
+      <w:r>
+        <w:rPr>
+          <w:rFonts w:ascii="Aptos" w:hAnsi="Aptos" w:eastAsia="Aptos" w:cs="Aptos"/>
+          <w:b w:val="1"/>
+          <w:bCs w:val="1"/>
+          <w:i w:val="0"/>
+          <w:iCs w:val="0"/>
+          <w:caps w:val="0"/>
+          <w:smallCaps w:val="0"/>
+          <w:noProof w:val="0"/>
+          <w:color w:val="000000" w:themeColor="text1" w:themeTint="FF" w:themeShade="FF"/>
+          <w:sz w:val="22"/>
+          <w:szCs w:val="22"/>
+          <w:lang w:val="es-ES"/>
+        </w:rPr>
+        <w:t>Wireframe</w:t>
+      </w:r>
+      <w:r>
+        <w:rPr>
+          <w:rFonts w:ascii="Aptos" w:hAnsi="Aptos" w:eastAsia="Aptos" w:cs="Aptos"/>
+          <w:b w:val="1"/>
+          <w:bCs w:val="1"/>
+          <w:i w:val="0"/>
+          <w:iCs w:val="0"/>
+          <w:caps w:val="0"/>
+          <w:smallCaps w:val="0"/>
+          <w:noProof w:val="0"/>
+          <w:color w:val="000000" w:themeColor="text1" w:themeTint="FF" w:themeShade="FF"/>
+          <w:sz w:val="22"/>
+          <w:szCs w:val="22"/>
+          <w:lang w:val="es-ES"/>
+        </w:rPr>
+        <w:t xml:space="preserve"> del sitio web</w:t>
       </w:r>
     </w:p>
     <w:p xmlns:wp14="http://schemas.microsoft.com/office/word/2010/wordml" wp14:paraId="21C7AC2F" wp14:textId="6D694F67">
@@ -3259,6 +3481,48 @@
       </w:pPr>
     </w:p>
     <w:p xmlns:wp14="http://schemas.microsoft.com/office/word/2010/wordml" wp14:paraId="54B04A07" wp14:textId="080B2FB6">
+      <w:pPr>
+        <w:tabs>
+          <w:tab w:val="num" w:leader="none" w:pos="720"/>
+        </w:tabs>
+        <w:rPr>
+          <w:rFonts w:ascii="Aptos" w:hAnsi="Aptos" w:eastAsia="Aptos" w:cs="Aptos"/>
+          <w:b w:val="0"/>
+          <w:bCs w:val="0"/>
+          <w:i w:val="0"/>
+          <w:iCs w:val="0"/>
+          <w:caps w:val="0"/>
+          <w:smallCaps w:val="0"/>
+          <w:noProof w:val="0"/>
+          <w:color w:val="000000" w:themeColor="text1" w:themeTint="FF" w:themeShade="FF"/>
+          <w:sz w:val="22"/>
+          <w:szCs w:val="22"/>
+          <w:lang w:val="es-ES"/>
+        </w:rPr>
+      </w:pPr>
+    </w:p>
+    <w:p>
+      <w:pPr>
+        <w:tabs>
+          <w:tab w:val="num" w:leader="none" w:pos="720"/>
+        </w:tabs>
+        <w:rPr>
+          <w:rFonts w:ascii="Aptos" w:hAnsi="Aptos" w:eastAsia="Aptos" w:cs="Aptos"/>
+          <w:b w:val="0"/>
+          <w:bCs w:val="0"/>
+          <w:i w:val="0"/>
+          <w:iCs w:val="0"/>
+          <w:caps w:val="0"/>
+          <w:smallCaps w:val="0"/>
+          <w:noProof w:val="0"/>
+          <w:color w:val="000000" w:themeColor="text1" w:themeTint="FF" w:themeShade="FF"/>
+          <w:sz w:val="22"/>
+          <w:szCs w:val="22"/>
+          <w:lang w:val="es-ES"/>
+        </w:rPr>
+      </w:pPr>
+    </w:p>
+    <w:p>
       <w:pPr>
         <w:tabs>
           <w:tab w:val="num" w:leader="none" w:pos="720"/>
